--- a/klagomål/A 35848-2026 FSC-klagomål.docx
+++ b/klagomål/A 35848-2026 FSC-klagomål.docx
@@ -720,7 +720,7 @@
     <w:r>
       <w:tab/>
       <w:tab/>
-      <w:t>2026-09-14</w:t>
+      <w:t>2026-09-15</w:t>
       <w:br/>
       <w:br/>
     </w:r>

--- a/klagomål/A 35848-2026 FSC-klagomål.docx
+++ b/klagomål/A 35848-2026 FSC-klagomål.docx
@@ -720,7 +720,7 @@
     <w:r>
       <w:tab/>
       <w:tab/>
-      <w:t>2026-09-15</w:t>
+      <w:t>2026-09-16</w:t>
       <w:br/>
       <w:br/>
     </w:r>

--- a/klagomål/A 35848-2026 FSC-klagomål.docx
+++ b/klagomål/A 35848-2026 FSC-klagomål.docx
@@ -720,7 +720,7 @@
     <w:r>
       <w:tab/>
       <w:tab/>
-      <w:t>2026-09-16</w:t>
+      <w:t>2026-09-17</w:t>
       <w:br/>
       <w:br/>
     </w:r>

--- a/klagomål/A 35848-2026 FSC-klagomål.docx
+++ b/klagomål/A 35848-2026 FSC-klagomål.docx
@@ -720,7 +720,7 @@
     <w:r>
       <w:tab/>
       <w:tab/>
-      <w:t>2026-09-17</w:t>
+      <w:t>2026-09-18</w:t>
       <w:br/>
       <w:br/>
     </w:r>

--- a/klagomål/A 35848-2026 FSC-klagomål.docx
+++ b/klagomål/A 35848-2026 FSC-klagomål.docx
@@ -720,7 +720,7 @@
     <w:r>
       <w:tab/>
       <w:tab/>
-      <w:t>2026-09-18</w:t>
+      <w:t>2026-09-19</w:t>
       <w:br/>
       <w:br/>
     </w:r>

--- a/klagomål/A 35848-2026 FSC-klagomål.docx
+++ b/klagomål/A 35848-2026 FSC-klagomål.docx
@@ -221,7 +221,7 @@
     </w:p>
     <w:p>
       <w:r>
-        <w:t>Inom 20 meter från avverkningsanmälan finns fynd av 26 naturvårdsarter, varav 20 är rödlistade, 3 är fridlysta, 1 är typisk (T) och 2 är signalarter (S): brunfläckig pärlemorfjäril (VU), gulbrunt nejlikfly (VU), mindre bastardsvärmare (VU), sexfläckig bastardsvärmare (VU), silverblåvinge (VU), smalsprötad bastardsvärmare (VU), violettkantad guldvinge (VU), ängsblåvinge (VU), almsnabbvinge (NT), brunflammig fältmätare (NT), humlerotfjäril (NT), klubbsprötad bastardsvärmare (NT), kvadratmott (NT), mindre stamfly (NT), mindre tåtelsmygare (NT), praktnejlikfly (NT), silversmygare (NT), sotnätfjäril (NT), svart skogssnigel (NT), vitfläckig guldvinge (NT), dolkstekelsglasvinge (S), större träfjäril (S), vitsippa (T), kopparödla (§6), mindre vattensalamander (§6) och vanlig padda (§6). Se Figur 1.</w:t>
+        <w:t>Inom 20 meter från avverkningsanmälan finns fynd av 27 naturvårdsarter, varav 20 är rödlistade, 4 är fridlysta, 1 är typisk (T) och 2 är signalarter (S): brunfläckig pärlemorfjäril (VU), gulbrunt nejlikfly (VU), mindre bastardsvärmare (VU), sexfläckig bastardsvärmare (VU), silverblåvinge (VU), smalsprötad bastardsvärmare (VU), violettkantad guldvinge (VU), ängsblåvinge (VU), almsnabbvinge (NT), brunflammig fältmätare (NT), humlerotfjäril (NT), klubbsprötad bastardsvärmare (NT), kvadratmott (NT), mindre stamfly (NT), mindre tåtelsmygare (NT), praktnejlikfly (NT), silversmygare (NT), sotnätfjäril (NT), svart skogssnigel (NT), vitfläckig guldvinge (NT), dolkstekelsglasvinge (S), större träfjäril (S), vitsippa (T), kopparödla (§6), mindre vattensalamander (§6), skogsödla (§6) och vanlig padda (§6). Se Figur 1.</w:t>
       </w:r>
     </w:p>
     <w:p>
@@ -405,7 +405,7 @@
         <w:rPr>
           <w:i/>
         </w:rPr>
-        <w:t>I det avverkningsanmälda skogsområdet har 26 naturvårdsarter varav 20 rödlistade arter sina livsmiljöer och växtplatser.</w:t>
+        <w:t>I det avverkningsanmälda skogsområdet har 27 naturvårdsarter varav 20 rödlistade arter sina livsmiljöer och växtplatser.</w:t>
       </w:r>
     </w:p>
     <w:p>
@@ -720,7 +720,7 @@
     <w:r>
       <w:tab/>
       <w:tab/>
-      <w:t>2026-09-19</w:t>
+      <w:t>2026-09-21</w:t>
       <w:br/>
       <w:br/>
     </w:r>

--- a/klagomål/A 35848-2026 FSC-klagomål.docx
+++ b/klagomål/A 35848-2026 FSC-klagomål.docx
@@ -720,7 +720,7 @@
     <w:r>
       <w:tab/>
       <w:tab/>
-      <w:t>2026-09-21</w:t>
+      <w:t>2026-09-23</w:t>
       <w:br/>
       <w:br/>
     </w:r>

--- a/klagomål/A 35848-2026 FSC-klagomål.docx
+++ b/klagomål/A 35848-2026 FSC-klagomål.docx
@@ -720,7 +720,7 @@
     <w:r>
       <w:tab/>
       <w:tab/>
-      <w:t>2026-09-23</w:t>
+      <w:t>2026-09-24</w:t>
       <w:br/>
       <w:br/>
     </w:r>

--- a/klagomål/A 35848-2026 FSC-klagomål.docx
+++ b/klagomål/A 35848-2026 FSC-klagomål.docx
@@ -720,7 +720,7 @@
     <w:r>
       <w:tab/>
       <w:tab/>
-      <w:t>2026-09-24</w:t>
+      <w:t>2026-09-25</w:t>
       <w:br/>
       <w:br/>
     </w:r>

--- a/klagomål/A 35848-2026 FSC-klagomål.docx
+++ b/klagomål/A 35848-2026 FSC-klagomål.docx
@@ -720,7 +720,7 @@
     <w:r>
       <w:tab/>
       <w:tab/>
-      <w:t>2026-09-25</w:t>
+      <w:t>2026-09-26</w:t>
       <w:br/>
       <w:br/>
     </w:r>

--- a/klagomål/A 35848-2026 FSC-klagomål.docx
+++ b/klagomål/A 35848-2026 FSC-klagomål.docx
@@ -720,7 +720,7 @@
     <w:r>
       <w:tab/>
       <w:tab/>
-      <w:t>2026-09-26</w:t>
+      <w:t>2026-09-27</w:t>
       <w:br/>
       <w:br/>
     </w:r>

--- a/klagomål/A 35848-2026 FSC-klagomål.docx
+++ b/klagomål/A 35848-2026 FSC-klagomål.docx
@@ -720,7 +720,7 @@
     <w:r>
       <w:tab/>
       <w:tab/>
-      <w:t>2026-09-27</w:t>
+      <w:t>2026-09-28</w:t>
       <w:br/>
       <w:br/>
     </w:r>

--- a/klagomål/A 35848-2026 FSC-klagomål.docx
+++ b/klagomål/A 35848-2026 FSC-klagomål.docx
@@ -720,7 +720,7 @@
     <w:r>
       <w:tab/>
       <w:tab/>
-      <w:t>2026-09-28</w:t>
+      <w:t>2026-09-29</w:t>
       <w:br/>
       <w:br/>
     </w:r>

--- a/klagomål/A 35848-2026 FSC-klagomål.docx
+++ b/klagomål/A 35848-2026 FSC-klagomål.docx
@@ -720,7 +720,7 @@
     <w:r>
       <w:tab/>
       <w:tab/>
-      <w:t>2026-09-29</w:t>
+      <w:t>2026-09-30</w:t>
       <w:br/>
       <w:br/>
     </w:r>

--- a/klagomål/A 35848-2026 FSC-klagomål.docx
+++ b/klagomål/A 35848-2026 FSC-klagomål.docx
@@ -720,7 +720,7 @@
     <w:r>
       <w:tab/>
       <w:tab/>
-      <w:t>2026-09-30</w:t>
+      <w:t>2026-10-01</w:t>
       <w:br/>
       <w:br/>
     </w:r>

--- a/klagomål/A 35848-2026 FSC-klagomål.docx
+++ b/klagomål/A 35848-2026 FSC-klagomål.docx
@@ -720,7 +720,7 @@
     <w:r>
       <w:tab/>
       <w:tab/>
-      <w:t>2026-10-01</w:t>
+      <w:t>2026-10-02</w:t>
       <w:br/>
       <w:br/>
     </w:r>

--- a/klagomål/A 35848-2026 FSC-klagomål.docx
+++ b/klagomål/A 35848-2026 FSC-klagomål.docx
@@ -720,7 +720,7 @@
     <w:r>
       <w:tab/>
       <w:tab/>
-      <w:t>2026-10-02</w:t>
+      <w:t>2026-10-03</w:t>
       <w:br/>
       <w:br/>
     </w:r>

--- a/klagomål/A 35848-2026 FSC-klagomål.docx
+++ b/klagomål/A 35848-2026 FSC-klagomål.docx
@@ -720,7 +720,7 @@
     <w:r>
       <w:tab/>
       <w:tab/>
-      <w:t>2026-10-03</w:t>
+      <w:t>2026-10-04</w:t>
       <w:br/>
       <w:br/>
     </w:r>

--- a/klagomål/A 35848-2026 FSC-klagomål.docx
+++ b/klagomål/A 35848-2026 FSC-klagomål.docx
@@ -720,7 +720,7 @@
     <w:r>
       <w:tab/>
       <w:tab/>
-      <w:t>2026-10-04</w:t>
+      <w:t>2026-10-05</w:t>
       <w:br/>
       <w:br/>
     </w:r>

--- a/klagomål/A 35848-2026 FSC-klagomål.docx
+++ b/klagomål/A 35848-2026 FSC-klagomål.docx
@@ -720,7 +720,7 @@
     <w:r>
       <w:tab/>
       <w:tab/>
-      <w:t>2026-10-05</w:t>
+      <w:t>2026-10-06</w:t>
       <w:br/>
       <w:br/>
     </w:r>

--- a/klagomål/A 35848-2026 FSC-klagomål.docx
+++ b/klagomål/A 35848-2026 FSC-klagomål.docx
@@ -720,7 +720,7 @@
     <w:r>
       <w:tab/>
       <w:tab/>
-      <w:t>2026-10-06</w:t>
+      <w:t>2026-10-07</w:t>
       <w:br/>
       <w:br/>
     </w:r>

--- a/klagomål/A 35848-2026 FSC-klagomål.docx
+++ b/klagomål/A 35848-2026 FSC-klagomål.docx
@@ -720,7 +720,7 @@
     <w:r>
       <w:tab/>
       <w:tab/>
-      <w:t>2026-10-07</w:t>
+      <w:t>2026-10-08</w:t>
       <w:br/>
       <w:br/>
     </w:r>

--- a/klagomål/A 35848-2026 FSC-klagomål.docx
+++ b/klagomål/A 35848-2026 FSC-klagomål.docx
@@ -720,7 +720,7 @@
     <w:r>
       <w:tab/>
       <w:tab/>
-      <w:t>2026-10-08</w:t>
+      <w:t>2026-10-09</w:t>
       <w:br/>
       <w:br/>
     </w:r>

--- a/klagomål/A 35848-2026 FSC-klagomål.docx
+++ b/klagomål/A 35848-2026 FSC-klagomål.docx
@@ -720,7 +720,7 @@
     <w:r>
       <w:tab/>
       <w:tab/>
-      <w:t>2026-10-09</w:t>
+      <w:t>2026-10-10</w:t>
       <w:br/>
       <w:br/>
     </w:r>

--- a/klagomål/A 35848-2026 FSC-klagomål.docx
+++ b/klagomål/A 35848-2026 FSC-klagomål.docx
@@ -720,7 +720,7 @@
     <w:r>
       <w:tab/>
       <w:tab/>
-      <w:t>2026-10-10</w:t>
+      <w:t>2026-10-11</w:t>
       <w:br/>
       <w:br/>
     </w:r>

--- a/klagomål/A 35848-2026 FSC-klagomål.docx
+++ b/klagomål/A 35848-2026 FSC-klagomål.docx
@@ -720,7 +720,7 @@
     <w:r>
       <w:tab/>
       <w:tab/>
-      <w:t>2026-10-11</w:t>
+      <w:t>2026-10-12</w:t>
       <w:br/>
       <w:br/>
     </w:r>

--- a/klagomål/A 35848-2026 FSC-klagomål.docx
+++ b/klagomål/A 35848-2026 FSC-klagomål.docx
@@ -720,7 +720,7 @@
     <w:r>
       <w:tab/>
       <w:tab/>
-      <w:t>2026-10-12</w:t>
+      <w:t>2026-10-13</w:t>
       <w:br/>
       <w:br/>
     </w:r>

--- a/klagomål/A 35848-2026 FSC-klagomål.docx
+++ b/klagomål/A 35848-2026 FSC-klagomål.docx
@@ -720,7 +720,7 @@
     <w:r>
       <w:tab/>
       <w:tab/>
-      <w:t>2026-10-13</w:t>
+      <w:t>2026-10-14</w:t>
       <w:br/>
       <w:br/>
     </w:r>

--- a/klagomål/A 35848-2026 FSC-klagomål.docx
+++ b/klagomål/A 35848-2026 FSC-klagomål.docx
@@ -720,7 +720,7 @@
     <w:r>
       <w:tab/>
       <w:tab/>
-      <w:t>2026-10-14</w:t>
+      <w:t>2026-10-15</w:t>
       <w:br/>
       <w:br/>
     </w:r>

--- a/klagomål/A 35848-2026 FSC-klagomål.docx
+++ b/klagomål/A 35848-2026 FSC-klagomål.docx
@@ -720,7 +720,7 @@
     <w:r>
       <w:tab/>
       <w:tab/>
-      <w:t>2026-10-15</w:t>
+      <w:t>2026-10-16</w:t>
       <w:br/>
       <w:br/>
     </w:r>

--- a/klagomål/A 35848-2026 FSC-klagomål.docx
+++ b/klagomål/A 35848-2026 FSC-klagomål.docx
@@ -720,7 +720,7 @@
     <w:r>
       <w:tab/>
       <w:tab/>
-      <w:t>2026-10-16</w:t>
+      <w:t>2026-10-17</w:t>
       <w:br/>
       <w:br/>
     </w:r>

--- a/klagomål/A 35848-2026 FSC-klagomål.docx
+++ b/klagomål/A 35848-2026 FSC-klagomål.docx
@@ -720,7 +720,7 @@
     <w:r>
       <w:tab/>
       <w:tab/>
-      <w:t>2026-10-17</w:t>
+      <w:t>2026-10-18</w:t>
       <w:br/>
       <w:br/>
     </w:r>

--- a/klagomål/A 35848-2026 FSC-klagomål.docx
+++ b/klagomål/A 35848-2026 FSC-klagomål.docx
@@ -720,7 +720,7 @@
     <w:r>
       <w:tab/>
       <w:tab/>
-      <w:t>2026-10-18</w:t>
+      <w:t>2026-10-19</w:t>
       <w:br/>
       <w:br/>
     </w:r>

--- a/klagomål/A 35848-2026 FSC-klagomål.docx
+++ b/klagomål/A 35848-2026 FSC-klagomål.docx
@@ -720,7 +720,7 @@
     <w:r>
       <w:tab/>
       <w:tab/>
-      <w:t>2026-10-19</w:t>
+      <w:t>2026-10-20</w:t>
       <w:br/>
       <w:br/>
     </w:r>

--- a/klagomål/A 35848-2026 FSC-klagomål.docx
+++ b/klagomål/A 35848-2026 FSC-klagomål.docx
@@ -720,7 +720,7 @@
     <w:r>
       <w:tab/>
       <w:tab/>
-      <w:t>2026-10-20</w:t>
+      <w:t>2026-10-21</w:t>
       <w:br/>
       <w:br/>
     </w:r>

--- a/klagomål/A 35848-2026 FSC-klagomål.docx
+++ b/klagomål/A 35848-2026 FSC-klagomål.docx
@@ -720,7 +720,7 @@
     <w:r>
       <w:tab/>
       <w:tab/>
-      <w:t>2026-10-21</w:t>
+      <w:t>2026-10-22</w:t>
       <w:br/>
       <w:br/>
     </w:r>

--- a/klagomål/A 35848-2026 FSC-klagomål.docx
+++ b/klagomål/A 35848-2026 FSC-klagomål.docx
@@ -720,7 +720,7 @@
     <w:r>
       <w:tab/>
       <w:tab/>
-      <w:t>2026-10-22</w:t>
+      <w:t>2026-10-23</w:t>
       <w:br/>
       <w:br/>
     </w:r>

--- a/klagomål/A 35848-2026 FSC-klagomål.docx
+++ b/klagomål/A 35848-2026 FSC-klagomål.docx
@@ -720,7 +720,7 @@
     <w:r>
       <w:tab/>
       <w:tab/>
-      <w:t>2026-10-23</w:t>
+      <w:t>2026-10-24</w:t>
       <w:br/>
       <w:br/>
     </w:r>

--- a/klagomål/A 35848-2026 FSC-klagomål.docx
+++ b/klagomål/A 35848-2026 FSC-klagomål.docx
@@ -720,7 +720,7 @@
     <w:r>
       <w:tab/>
       <w:tab/>
-      <w:t>2026-10-24</w:t>
+      <w:t>2026-10-25</w:t>
       <w:br/>
       <w:br/>
     </w:r>

--- a/klagomål/A 35848-2026 FSC-klagomål.docx
+++ b/klagomål/A 35848-2026 FSC-klagomål.docx
@@ -720,7 +720,7 @@
     <w:r>
       <w:tab/>
       <w:tab/>
-      <w:t>2026-10-25</w:t>
+      <w:t>2026-10-26</w:t>
       <w:br/>
       <w:br/>
     </w:r>

--- a/klagomål/A 35848-2026 FSC-klagomål.docx
+++ b/klagomål/A 35848-2026 FSC-klagomål.docx
@@ -720,7 +720,7 @@
     <w:r>
       <w:tab/>
       <w:tab/>
-      <w:t>2026-10-26</w:t>
+      <w:t>2026-10-27</w:t>
       <w:br/>
       <w:br/>
     </w:r>

--- a/klagomål/A 35848-2026 FSC-klagomål.docx
+++ b/klagomål/A 35848-2026 FSC-klagomål.docx
@@ -720,7 +720,7 @@
     <w:r>
       <w:tab/>
       <w:tab/>
-      <w:t>2026-10-27</w:t>
+      <w:t>2026-10-28</w:t>
       <w:br/>
       <w:br/>
     </w:r>

--- a/klagomål/A 35848-2026 FSC-klagomål.docx
+++ b/klagomål/A 35848-2026 FSC-klagomål.docx
@@ -720,7 +720,7 @@
     <w:r>
       <w:tab/>
       <w:tab/>
-      <w:t>2026-10-28</w:t>
+      <w:t>2026-10-29</w:t>
       <w:br/>
       <w:br/>
     </w:r>

--- a/klagomål/A 35848-2026 FSC-klagomål.docx
+++ b/klagomål/A 35848-2026 FSC-klagomål.docx
@@ -720,7 +720,7 @@
     <w:r>
       <w:tab/>
       <w:tab/>
-      <w:t>2026-10-29</w:t>
+      <w:t>2026-10-31</w:t>
       <w:br/>
       <w:br/>
     </w:r>
